--- a/Workshops/Workshop 10 - GLMs/Workshop-10---Fitting-Poisson-GLMs.docx
+++ b/Workshops/Workshop 10 - GLMs/Workshop-10---Fitting-Poisson-GLMs.docx
@@ -71,7 +71,7 @@
         <w:t xml:space="preserve"> </w:t>
       </w:r>
       <w:r>
-        <w:t xml:space="preserve">2024-10-10</w:t>
+        <w:t xml:space="preserve">2025-09-04</w:t>
       </w:r>
     </w:p>
     <w:sdt>
@@ -3475,22 +3475,9 @@
         </w:rPr>
         <w:t xml:space="preserve">(ggeffects)</w:t>
       </w:r>
-    </w:p>
-    <w:p>
-      <w:pPr>
-        <w:pStyle w:val="SourceCode"/>
-      </w:pPr>
-      <w:r>
-        <w:rPr>
-          <w:rStyle w:val="VerbatimChar"/>
-        </w:rPr>
-        <w:t xml:space="preserve">## Warning: package 'ggeffects' was built under R version 4.3.3</w:t>
-      </w:r>
-    </w:p>
-    <w:p>
-      <w:pPr>
-        <w:pStyle w:val="SourceCode"/>
-      </w:pPr>
+      <w:r>
+        <w:br/>
+      </w:r>
       <w:r>
         <w:rPr>
           <w:rStyle w:val="NormalTok"/>
@@ -3675,7 +3662,7 @@
         <w:rPr>
           <w:rStyle w:val="VerbatimChar"/>
         </w:rPr>
-        <w:t xml:space="preserve">## Warning: Some of the focal terms are of type `character`. This may lead to</w:t>
+        <w:t xml:space="preserve">## Some of the focal terms are of type `character`. This may lead to</w:t>
       </w:r>
       <w:r>
         <w:br/>
@@ -3702,7 +3689,7 @@
         <w:rPr>
           <w:rStyle w:val="VerbatimChar"/>
         </w:rPr>
-        <w:t xml:space="preserve">##   The following variables in are of type character: `pH`</w:t>
+        <w:t xml:space="preserve">##   The following variables are of type character: `pH`</w:t>
       </w:r>
     </w:p>
     <w:p>
@@ -3838,7 +3825,7 @@
         </w:numPr>
       </w:pPr>
       <w:r>
-        <w:t xml:space="preserve">If you found any typos, sections of the workshop materials, parts of lectures, or anything in general that felt confusing (given it’s a stats course…), then let me (Deon) know. Please. I genuinely think the material on this course is important to know, and if I’m not doing a good job of that, please tell me. Feel free to message via email or however you prefer. I’d really appreciate any comments or critques (just please don’t be cruel).</w:t>
+        <w:t xml:space="preserve">If you found any typos, sections of the workshop materials, parts of lectures, or anything in general that felt confusing (given it’s a stats course…), then let me (Deon) know. Please. I genuinely think the material on this course is important to know, and if I’m not doing a good job of that, please tell me. Feel free to message via email or however you prefer. I’d really appreciate any comments or critiques (just please don’t be needlessly cruel).</w:t>
       </w:r>
     </w:p>
     <w:bookmarkEnd w:id="45"/>
@@ -3875,7 +3862,7 @@
 </file>
 
 <file path=word/numbering.xml><?xml version="1.0" encoding="utf-8"?>
-<w:numbering xmlns:aink="http://schemas.microsoft.com/office/drawing/2016/ink" xmlns:am3d="http://schemas.microsoft.com/office/drawing/2017/model3d" xmlns:cx="http://schemas.microsoft.com/office/drawing/2014/chartex" xmlns:cx1="http://schemas.microsoft.com/office/drawing/2015/9/8/chartex" xmlns:cx2="http://schemas.microsoft.com/office/drawing/2015/10/21/chartex" xmlns:cx3="http://schemas.microsoft.com/office/drawing/2016/5/9/chartex" xmlns:cx4="http://schemas.microsoft.com/office/drawing/2016/5/10/chartex" xmlns:cx5="http://schemas.microsoft.com/office/drawing/2016/5/11/chartex" xmlns:cx6="http://schemas.microsoft.com/office/drawing/2016/5/12/chartex" xmlns:cx7="http://schemas.microsoft.com/office/drawing/2016/5/13/chartex" xmlns:cx8="http://schemas.microsoft.com/office/drawing/2016/5/14/chartex" xmlns:m="http://schemas.openxmlformats.org/officeDocument/2006/math" xmlns:mc="http://schemas.openxmlformats.org/markup-compatibility/2006" xmlns:o="urn:schemas-microsoft-com:office:office" xmlns:oel="http://schemas.microsoft.com/office/2019/extlst" xmlns:r="http://schemas.openxmlformats.org/officeDocument/2006/relationships" xmlns:v="urn:schemas-microsoft-com:vml" xmlns:w="http://schemas.openxmlformats.org/wordprocessingml/2006/main" xmlns:w10="urn:schemas-microsoft-com:office:word" xmlns:w14="http://schemas.microsoft.com/office/word/2010/wordml" xmlns:w15="http://schemas.microsoft.com/office/word/2012/wordml" xmlns:w16="http://schemas.microsoft.com/office/word/2018/wordml" xmlns:w16cex="http://schemas.microsoft.com/office/word/2018/wordml/cex" xmlns:w16cid="http://schemas.microsoft.com/office/word/2016/wordml/cid" xmlns:w16du="http://schemas.microsoft.com/office/word/2023/wordml/word16du" xmlns:w16sdtdh="http://schemas.microsoft.com/office/word/2020/wordml/sdtdatahash" xmlns:w16se="http://schemas.microsoft.com/office/word/2015/wordml/symex" xmlns:wne="http://schemas.microsoft.com/office/word/2006/wordml" xmlns:wp="http://schemas.openxmlformats.org/drawingml/2006/wordprocessingDrawing" xmlns:wp14="http://schemas.microsoft.com/office/word/2010/wordprocessingDrawing" xmlns:wpc="http://schemas.microsoft.com/office/word/2010/wordprocessingCanvas" xmlns:wpg="http://schemas.microsoft.com/office/word/2010/wordprocessingGroup" xmlns:wpi="http://schemas.microsoft.com/office/word/2010/wordprocessingInk" xmlns:wps="http://schemas.microsoft.com/office/word/2010/wordprocessingShape" mc:Ignorable="w14 w15 w16se w16cid w16 w16cex w16sdtdh w16du wp14">
+<w:numbering xmlns:aink="http://schemas.microsoft.com/office/drawing/2016/ink" xmlns:am3d="http://schemas.microsoft.com/office/drawing/2017/model3d" xmlns:cx="http://schemas.microsoft.com/office/drawing/2014/chartex" xmlns:cx1="http://schemas.microsoft.com/office/drawing/2015/9/8/chartex" xmlns:cx2="http://schemas.microsoft.com/office/drawing/2015/10/21/chartex" xmlns:cx3="http://schemas.microsoft.com/office/drawing/2016/5/9/chartex" xmlns:cx4="http://schemas.microsoft.com/office/drawing/2016/5/10/chartex" xmlns:cx5="http://schemas.microsoft.com/office/drawing/2016/5/11/chartex" xmlns:cx6="http://schemas.microsoft.com/office/drawing/2016/5/12/chartex" xmlns:cx7="http://schemas.microsoft.com/office/drawing/2016/5/13/chartex" xmlns:cx8="http://schemas.microsoft.com/office/drawing/2016/5/14/chartex" xmlns:m="http://schemas.openxmlformats.org/officeDocument/2006/math" xmlns:mc="http://schemas.openxmlformats.org/markup-compatibility/2006" xmlns:o="urn:schemas-microsoft-com:office:office" xmlns:oel="http://schemas.microsoft.com/office/2019/extlst" xmlns:r="http://schemas.openxmlformats.org/officeDocument/2006/relationships" xmlns:v="urn:schemas-microsoft-com:vml" xmlns:w="http://schemas.openxmlformats.org/wordprocessingml/2006/main" xmlns:w10="urn:schemas-microsoft-com:office:word" xmlns:w14="http://schemas.microsoft.com/office/word/2010/wordml" xmlns:w15="http://schemas.microsoft.com/office/word/2012/wordml" xmlns:w16="http://schemas.microsoft.com/office/word/2018/wordml" xmlns:w16cex="http://schemas.microsoft.com/office/word/2018/wordml/cex" xmlns:w16cid="http://schemas.microsoft.com/office/word/2016/wordml/cid" xmlns:w16du="http://schemas.microsoft.com/office/word/2023/wordml/word16du" xmlns:w16sdtdh="http://schemas.microsoft.com/office/word/2020/wordml/sdtdatahash" xmlns:w16sdtfl="http://schemas.microsoft.com/office/word/2024/wordml/sdtformatlock" xmlns:w16se="http://schemas.microsoft.com/office/word/2015/wordml/symex" xmlns:wne="http://schemas.microsoft.com/office/word/2006/wordml" xmlns:wp="http://schemas.openxmlformats.org/drawingml/2006/wordprocessingDrawing" xmlns:wp14="http://schemas.microsoft.com/office/word/2010/wordprocessingDrawing" xmlns:wpc="http://schemas.microsoft.com/office/word/2010/wordprocessingCanvas" xmlns:wpg="http://schemas.microsoft.com/office/word/2010/wordprocessingGroup" xmlns:wpi="http://schemas.microsoft.com/office/word/2010/wordprocessingInk" xmlns:wps="http://schemas.microsoft.com/office/word/2010/wordprocessingShape" mc:Ignorable="w14 w15 w16se w16cid w16 w16cex w16sdtdh w16sdtfl w16du wp14">
   <w:abstractNum w15:restartNumberingAfterBreak="0" w:abstractNumId="0">
     <w:nsid w:val="0000A990"/>
     <w:multiLevelType w:val="multilevel"/>
@@ -4664,7 +4651,7 @@
 </file>
 
 <file path=word/styles.xml><?xml version="1.0" encoding="utf-8"?>
-<w:styles xmlns:mc="http://schemas.openxmlformats.org/markup-compatibility/2006" xmlns:r="http://schemas.openxmlformats.org/officeDocument/2006/relationships" xmlns:w="http://schemas.openxmlformats.org/wordprocessingml/2006/main" xmlns:w14="http://schemas.microsoft.com/office/word/2010/wordml" xmlns:w15="http://schemas.microsoft.com/office/word/2012/wordml" xmlns:w16="http://schemas.microsoft.com/office/word/2018/wordml" xmlns:w16cex="http://schemas.microsoft.com/office/word/2018/wordml/cex" xmlns:w16cid="http://schemas.microsoft.com/office/word/2016/wordml/cid" xmlns:w16du="http://schemas.microsoft.com/office/word/2023/wordml/word16du" xmlns:w16sdtdh="http://schemas.microsoft.com/office/word/2020/wordml/sdtdatahash" xmlns:w16se="http://schemas.microsoft.com/office/word/2015/wordml/symex" mc:Ignorable="w14 w15 w16se w16cid w16 w16cex w16sdtdh w16du">
+<w:styles xmlns:mc="http://schemas.openxmlformats.org/markup-compatibility/2006" xmlns:r="http://schemas.openxmlformats.org/officeDocument/2006/relationships" xmlns:w="http://schemas.openxmlformats.org/wordprocessingml/2006/main" xmlns:w14="http://schemas.microsoft.com/office/word/2010/wordml" xmlns:w15="http://schemas.microsoft.com/office/word/2012/wordml" xmlns:w16="http://schemas.microsoft.com/office/word/2018/wordml" xmlns:w16cex="http://schemas.microsoft.com/office/word/2018/wordml/cex" xmlns:w16cid="http://schemas.microsoft.com/office/word/2016/wordml/cid" xmlns:w16du="http://schemas.microsoft.com/office/word/2023/wordml/word16du" xmlns:w16sdtdh="http://schemas.microsoft.com/office/word/2020/wordml/sdtdatahash" xmlns:w16sdtfl="http://schemas.microsoft.com/office/word/2024/wordml/sdtformatlock" xmlns:w16se="http://schemas.microsoft.com/office/word/2015/wordml/symex" mc:Ignorable="w14 w15 w16se w16cid w16 w16cex w16sdtdh w16sdtfl w16du">
   <w:docDefaults>
     <w:rPrDefault>
       <w:rPr>
@@ -5358,9 +5345,10 @@
     <w:name w:val="Verbatim Char"/>
     <w:basedOn w:val="CaptionChar"/>
     <w:link w:val="SourceCode"/>
-    <w:rsid w:val="00F34E30"/>
+    <w:rsid w:val="00796E50"/>
     <w:rPr>
       <w:rFonts w:ascii="Consolas" w:hAnsi="Consolas"/>
+      <w:sz w:val="22"/>
       <w:shd w:color="auto" w:fill="F8F8F8" w:val="clear"/>
     </w:rPr>
   </w:style>
@@ -5405,10 +5393,11 @@
     <w:name w:val="Source Code"/>
     <w:basedOn w:val="Normal"/>
     <w:link w:val="VerbatimChar"/>
-    <w:rsid w:val="00F34E30"/>
+    <w:rsid w:val="00796E50"/>
     <w:pPr>
       <w:shd w:color="auto" w:fill="F8F8F8" w:val="clear"/>
       <w:wordWrap w:val="0"/>
+      <w:textboxTightWrap w:val="allLines"/>
     </w:pPr>
     <w:rPr>
       <w:rFonts w:ascii="Consolas" w:hAnsi="Consolas"/>
@@ -5421,6 +5410,7 @@
       <w:rFonts w:ascii="Consolas" w:hAnsi="Consolas"/>
       <w:b/>
       <w:color w:val="204A87"/>
+      <w:sz w:val="22"/>
       <w:shd w:color="auto" w:fill="F8F8F8" w:val="clear"/>
     </w:rPr>
   </w:style>
@@ -5430,6 +5420,7 @@
     <w:rPr>
       <w:rFonts w:ascii="Consolas" w:hAnsi="Consolas"/>
       <w:color w:val="204A87"/>
+      <w:sz w:val="22"/>
       <w:shd w:color="auto" w:fill="F8F8F8" w:val="clear"/>
     </w:rPr>
   </w:style>
@@ -5439,6 +5430,7 @@
     <w:rPr>
       <w:rFonts w:ascii="Consolas" w:hAnsi="Consolas"/>
       <w:color w:val="0000CF"/>
+      <w:sz w:val="22"/>
       <w:shd w:color="auto" w:fill="F8F8F8" w:val="clear"/>
     </w:rPr>
   </w:style>
@@ -5448,6 +5440,7 @@
     <w:rPr>
       <w:rFonts w:ascii="Consolas" w:hAnsi="Consolas"/>
       <w:color w:val="0000CF"/>
+      <w:sz w:val="22"/>
       <w:shd w:color="auto" w:fill="F8F8F8" w:val="clear"/>
     </w:rPr>
   </w:style>
@@ -5457,6 +5450,7 @@
     <w:rPr>
       <w:rFonts w:ascii="Consolas" w:hAnsi="Consolas"/>
       <w:color w:val="0000CF"/>
+      <w:sz w:val="22"/>
       <w:shd w:color="auto" w:fill="F8F8F8" w:val="clear"/>
     </w:rPr>
   </w:style>
@@ -5467,6 +5461,7 @@
     <w:rPr>
       <w:rFonts w:ascii="Consolas" w:hAnsi="Consolas"/>
       <w:color w:themeColor="accent2" w:themeShade="BF" w:val="943634"/>
+      <w:sz w:val="22"/>
       <w:shd w:color="auto" w:fill="F8F8F8" w:val="clear"/>
     </w:rPr>
   </w:style>
@@ -5476,6 +5471,7 @@
     <w:rPr>
       <w:rFonts w:ascii="Consolas" w:hAnsi="Consolas"/>
       <w:color w:val="4E9A06"/>
+      <w:sz w:val="22"/>
       <w:shd w:color="auto" w:fill="F8F8F8" w:val="clear"/>
     </w:rPr>
   </w:style>
@@ -5486,6 +5482,7 @@
       <w:rFonts w:ascii="Consolas" w:hAnsi="Consolas"/>
       <w:b/>
       <w:color w:val="CE5C00"/>
+      <w:sz w:val="22"/>
       <w:shd w:color="auto" w:fill="F8F8F8" w:val="clear"/>
     </w:rPr>
   </w:style>
@@ -5495,6 +5492,7 @@
     <w:rPr>
       <w:rFonts w:ascii="Consolas" w:hAnsi="Consolas"/>
       <w:color w:val="4E9A06"/>
+      <w:sz w:val="22"/>
       <w:shd w:color="auto" w:fill="F8F8F8" w:val="clear"/>
     </w:rPr>
   </w:style>
@@ -5504,6 +5502,7 @@
     <w:rPr>
       <w:rFonts w:ascii="Consolas" w:hAnsi="Consolas"/>
       <w:color w:val="4E9A06"/>
+      <w:sz w:val="22"/>
       <w:shd w:color="auto" w:fill="F8F8F8" w:val="clear"/>
     </w:rPr>
   </w:style>
@@ -5513,6 +5512,7 @@
     <w:rPr>
       <w:rFonts w:ascii="Consolas" w:hAnsi="Consolas"/>
       <w:color w:val="4E9A06"/>
+      <w:sz w:val="22"/>
       <w:shd w:color="auto" w:fill="F8F8F8" w:val="clear"/>
     </w:rPr>
   </w:style>
@@ -5521,6 +5521,7 @@
     <w:basedOn w:val="VerbatimChar"/>
     <w:rPr>
       <w:rFonts w:ascii="Consolas" w:hAnsi="Consolas"/>
+      <w:sz w:val="22"/>
       <w:shd w:color="auto" w:fill="F8F8F8" w:val="clear"/>
     </w:rPr>
   </w:style>
@@ -5532,6 +5533,7 @@
       <w:rFonts w:ascii="Consolas" w:hAnsi="Consolas"/>
       <w:i/>
       <w:color w:themeColor="accent4" w:themeTint="99" w:val="B2A1C7"/>
+      <w:sz w:val="22"/>
       <w:shd w:color="auto" w:fill="F8F8F8" w:val="clear"/>
     </w:rPr>
   </w:style>
@@ -5543,6 +5545,7 @@
       <w:b/>
       <w:i/>
       <w:color w:val="8F5902"/>
+      <w:sz w:val="22"/>
       <w:shd w:color="auto" w:fill="F8F8F8" w:val="clear"/>
     </w:rPr>
   </w:style>
@@ -5554,6 +5557,7 @@
       <w:b/>
       <w:i/>
       <w:color w:val="8F5902"/>
+      <w:sz w:val="22"/>
       <w:shd w:color="auto" w:fill="F8F8F8" w:val="clear"/>
     </w:rPr>
   </w:style>
@@ -5565,6 +5569,7 @@
       <w:b/>
       <w:i/>
       <w:color w:val="8F5902"/>
+      <w:sz w:val="22"/>
       <w:shd w:color="auto" w:fill="F8F8F8" w:val="clear"/>
     </w:rPr>
   </w:style>
@@ -5574,6 +5579,7 @@
     <w:rPr>
       <w:rFonts w:ascii="Consolas" w:hAnsi="Consolas"/>
       <w:color w:val="8F5902"/>
+      <w:sz w:val="22"/>
       <w:shd w:color="auto" w:fill="F8F8F8" w:val="clear"/>
     </w:rPr>
   </w:style>
@@ -5585,6 +5591,7 @@
       <w:rFonts w:ascii="Consolas" w:hAnsi="Consolas"/>
       <w:b/>
       <w:color w:themeColor="accent6" w:val="F79646"/>
+      <w:sz w:val="22"/>
       <w:shd w:color="auto" w:fill="F8F8F8" w:val="clear"/>
     </w:rPr>
   </w:style>
@@ -5594,6 +5601,7 @@
     <w:rPr>
       <w:rFonts w:ascii="Consolas" w:hAnsi="Consolas"/>
       <w:color w:val="000000"/>
+      <w:sz w:val="22"/>
       <w:shd w:color="auto" w:fill="F8F8F8" w:val="clear"/>
     </w:rPr>
   </w:style>
@@ -5604,6 +5612,7 @@
       <w:rFonts w:ascii="Consolas" w:hAnsi="Consolas"/>
       <w:b/>
       <w:color w:val="204A87"/>
+      <w:sz w:val="22"/>
       <w:shd w:color="auto" w:fill="F8F8F8" w:val="clear"/>
     </w:rPr>
   </w:style>
@@ -5614,6 +5623,7 @@
       <w:rFonts w:ascii="Consolas" w:hAnsi="Consolas"/>
       <w:b/>
       <w:color w:val="CE5C00"/>
+      <w:sz w:val="22"/>
       <w:shd w:color="auto" w:fill="F8F8F8" w:val="clear"/>
     </w:rPr>
   </w:style>
@@ -5622,6 +5632,7 @@
     <w:basedOn w:val="VerbatimChar"/>
     <w:rPr>
       <w:rFonts w:ascii="Consolas" w:hAnsi="Consolas"/>
+      <w:sz w:val="22"/>
       <w:shd w:color="auto" w:fill="F8F8F8" w:val="clear"/>
     </w:rPr>
   </w:style>
@@ -5630,6 +5641,7 @@
     <w:basedOn w:val="VerbatimChar"/>
     <w:rPr>
       <w:rFonts w:ascii="Consolas" w:hAnsi="Consolas"/>
+      <w:sz w:val="22"/>
       <w:shd w:color="auto" w:fill="F8F8F8" w:val="clear"/>
     </w:rPr>
   </w:style>
@@ -5640,6 +5652,7 @@
       <w:rFonts w:ascii="Consolas" w:hAnsi="Consolas"/>
       <w:i/>
       <w:color w:val="8F5902"/>
+      <w:sz w:val="22"/>
       <w:shd w:color="auto" w:fill="F8F8F8" w:val="clear"/>
     </w:rPr>
   </w:style>
@@ -5649,6 +5662,7 @@
     <w:rPr>
       <w:rFonts w:ascii="Consolas" w:hAnsi="Consolas"/>
       <w:color w:val="204A87"/>
+      <w:sz w:val="22"/>
       <w:shd w:color="auto" w:fill="F8F8F8" w:val="clear"/>
     </w:rPr>
   </w:style>
@@ -5657,6 +5671,7 @@
     <w:basedOn w:val="VerbatimChar"/>
     <w:rPr>
       <w:rFonts w:ascii="Consolas" w:hAnsi="Consolas"/>
+      <w:sz w:val="22"/>
       <w:shd w:color="auto" w:fill="F8F8F8" w:val="clear"/>
     </w:rPr>
   </w:style>
@@ -5668,6 +5683,7 @@
       <w:b/>
       <w:i/>
       <w:color w:val="8F5902"/>
+      <w:sz w:val="22"/>
       <w:shd w:color="auto" w:fill="F8F8F8" w:val="clear"/>
     </w:rPr>
   </w:style>
@@ -5679,6 +5695,7 @@
       <w:b/>
       <w:i/>
       <w:color w:val="8F5902"/>
+      <w:sz w:val="22"/>
       <w:shd w:color="auto" w:fill="F8F8F8" w:val="clear"/>
     </w:rPr>
   </w:style>
@@ -5688,6 +5705,7 @@
     <w:rPr>
       <w:rFonts w:ascii="Consolas" w:hAnsi="Consolas"/>
       <w:color w:val="EF2929"/>
+      <w:sz w:val="22"/>
       <w:shd w:color="auto" w:fill="F8F8F8" w:val="clear"/>
     </w:rPr>
   </w:style>
@@ -5698,6 +5716,7 @@
       <w:rFonts w:ascii="Consolas" w:hAnsi="Consolas"/>
       <w:b/>
       <w:color w:val="A40000"/>
+      <w:sz w:val="22"/>
       <w:shd w:color="auto" w:fill="F8F8F8" w:val="clear"/>
     </w:rPr>
   </w:style>
@@ -5708,6 +5727,7 @@
     <w:rPr>
       <w:rFonts w:ascii="Consolas" w:hAnsi="Consolas"/>
       <w:color w:themeColor="text1" w:themeTint="F2" w:val="0D0D0D"/>
+      <w:sz w:val="22"/>
       <w:shd w:color="auto" w:fill="F8F8F8" w:val="clear"/>
     </w:rPr>
   </w:style>
